--- a/MSc AI/Assignments/Intro to computing/Write ups/Name sorting code exploration (A1).docx
+++ b/MSc AI/Assignments/Intro to computing/Write ups/Name sorting code exploration (A1).docx
@@ -63,6 +63,7 @@
       <w:r>
         <w:rPr>
           <w:rFonts w:asciiTheme="minorBidi" w:hAnsiTheme="minorBidi"/>
+          <w:noProof/>
         </w:rPr>
         <w:drawing>
           <wp:inline distT="0" distB="0" distL="0" distR="0" wp14:anchorId="59AE283F" wp14:editId="12D5EAB9">
@@ -80,7 +81,7 @@
                     <pic:cNvPicPr/>
                   </pic:nvPicPr>
                   <pic:blipFill>
-                    <a:blip r:embed="rId4"/>
+                    <a:blip r:embed="rId6"/>
                     <a:stretch>
                       <a:fillRect/>
                     </a:stretch>
@@ -134,6 +135,7 @@
       <w:r>
         <w:rPr>
           <w:rFonts w:asciiTheme="minorBidi" w:hAnsiTheme="minorBidi"/>
+          <w:noProof/>
         </w:rPr>
         <w:drawing>
           <wp:inline distT="0" distB="0" distL="0" distR="0" wp14:anchorId="462084F7" wp14:editId="3AE1469F">
@@ -151,7 +153,7 @@
                     <pic:cNvPicPr/>
                   </pic:nvPicPr>
                   <pic:blipFill>
-                    <a:blip r:embed="rId5"/>
+                    <a:blip r:embed="rId7"/>
                     <a:stretch>
                       <a:fillRect/>
                     </a:stretch>
@@ -213,32 +215,182 @@
         <w:rPr>
           <w:rFonts w:asciiTheme="minorBidi" w:hAnsiTheme="minorBidi"/>
         </w:rPr>
-        <w:t xml:space="preserve">Here we have the first differences the code runs. The overall concept of both programming languages feel similar in the sense that learning one will give you the ability to pick up similarities and layout in the other (Coronel, 2025).Firstly adding comments, an essential part of coding for detailing and information, is just a simple as a different key used as seen above Python being ‘#’ and JS ‘//’.  Straight forward enough and then defining function is very similar in the sense of syntax to tell the code a function is being defined, followed by the function name, and then opening the function. These of course differ </w:t>
+        <w:t xml:space="preserve">Here we have the first differences </w:t>
+      </w:r>
+      <w:r>
+        <w:rPr>
+          <w:rFonts w:asciiTheme="minorBidi" w:hAnsiTheme="minorBidi"/>
+        </w:rPr>
+        <w:t xml:space="preserve">in </w:t>
+      </w:r>
+      <w:r>
+        <w:rPr>
+          <w:rFonts w:asciiTheme="minorBidi" w:hAnsiTheme="minorBidi"/>
+        </w:rPr>
+        <w:t>the code runs. The overall concept of both programming languages feel</w:t>
+      </w:r>
+      <w:r>
+        <w:rPr>
+          <w:rFonts w:asciiTheme="minorBidi" w:hAnsiTheme="minorBidi"/>
+        </w:rPr>
+        <w:t>s</w:t>
+      </w:r>
+      <w:r>
+        <w:rPr>
+          <w:rFonts w:asciiTheme="minorBidi" w:hAnsiTheme="minorBidi"/>
+        </w:rPr>
+        <w:t xml:space="preserve"> similar in the sense that </w:t>
       </w:r>
       <w:proofErr w:type="gramStart"/>
       <w:r>
         <w:rPr>
           <w:rFonts w:asciiTheme="minorBidi" w:hAnsiTheme="minorBidi"/>
         </w:rPr>
-        <w:t>In</w:t>
+        <w:t>learning</w:t>
       </w:r>
       <w:proofErr w:type="gramEnd"/>
       <w:r>
         <w:rPr>
           <w:rFonts w:asciiTheme="minorBidi" w:hAnsiTheme="minorBidi"/>
         </w:rPr>
+        <w:t xml:space="preserve"> one will give you the ability to pick up similarities and layout in the other (Coronel, 2025).</w:t>
+      </w:r>
+      <w:r>
+        <w:rPr>
+          <w:rFonts w:asciiTheme="minorBidi" w:hAnsiTheme="minorBidi"/>
+        </w:rPr>
         <w:t xml:space="preserve"> </w:t>
       </w:r>
       <w:r>
         <w:rPr>
           <w:rFonts w:asciiTheme="minorBidi" w:hAnsiTheme="minorBidi"/>
         </w:rPr>
+        <w:t>Firstly</w:t>
+      </w:r>
+      <w:r>
+        <w:rPr>
+          <w:rFonts w:asciiTheme="minorBidi" w:hAnsiTheme="minorBidi"/>
+        </w:rPr>
+        <w:t>,</w:t>
+      </w:r>
+      <w:r>
+        <w:rPr>
+          <w:rFonts w:asciiTheme="minorBidi" w:hAnsiTheme="minorBidi"/>
+        </w:rPr>
+        <w:t xml:space="preserve"> adding comments, an essential part of coding for detailing and information, is just a</w:t>
+      </w:r>
+      <w:r>
+        <w:rPr>
+          <w:rFonts w:asciiTheme="minorBidi" w:hAnsiTheme="minorBidi"/>
+        </w:rPr>
+        <w:t>s</w:t>
+      </w:r>
+      <w:r>
+        <w:rPr>
+          <w:rFonts w:asciiTheme="minorBidi" w:hAnsiTheme="minorBidi"/>
+        </w:rPr>
+        <w:t xml:space="preserve"> simple as a different key used</w:t>
+      </w:r>
+      <w:r>
+        <w:rPr>
+          <w:rFonts w:asciiTheme="minorBidi" w:hAnsiTheme="minorBidi"/>
+        </w:rPr>
+        <w:t>,</w:t>
+      </w:r>
+      <w:r>
+        <w:rPr>
+          <w:rFonts w:asciiTheme="minorBidi" w:hAnsiTheme="minorBidi"/>
+        </w:rPr>
+        <w:t xml:space="preserve"> as seen above</w:t>
+      </w:r>
+      <w:r>
+        <w:rPr>
+          <w:rFonts w:asciiTheme="minorBidi" w:hAnsiTheme="minorBidi"/>
+        </w:rPr>
+        <w:t>,</w:t>
+      </w:r>
+      <w:r>
+        <w:rPr>
+          <w:rFonts w:asciiTheme="minorBidi" w:hAnsiTheme="minorBidi"/>
+        </w:rPr>
+        <w:t xml:space="preserve"> Python being ‘#’ and JS ‘//’.  Straightforward </w:t>
+      </w:r>
+      <w:r>
+        <w:rPr>
+          <w:rFonts w:asciiTheme="minorBidi" w:hAnsiTheme="minorBidi"/>
+        </w:rPr>
+        <w:t>enough and</w:t>
+      </w:r>
+      <w:r>
+        <w:rPr>
+          <w:rFonts w:asciiTheme="minorBidi" w:hAnsiTheme="minorBidi"/>
+        </w:rPr>
+        <w:t xml:space="preserve"> then defining </w:t>
+      </w:r>
+      <w:r>
+        <w:rPr>
+          <w:rFonts w:asciiTheme="minorBidi" w:hAnsiTheme="minorBidi"/>
+        </w:rPr>
+        <w:t xml:space="preserve">a </w:t>
+      </w:r>
+      <w:r>
+        <w:rPr>
+          <w:rFonts w:asciiTheme="minorBidi" w:hAnsiTheme="minorBidi"/>
+        </w:rPr>
+        <w:t>function is very similar in the sense of syntax to tell the code a function is being defined, followed by the function name, and then opening the function. These</w:t>
+      </w:r>
+      <w:r>
+        <w:rPr>
+          <w:rFonts w:asciiTheme="minorBidi" w:hAnsiTheme="minorBidi"/>
+        </w:rPr>
+        <w:t>,</w:t>
+      </w:r>
+      <w:r>
+        <w:rPr>
+          <w:rFonts w:asciiTheme="minorBidi" w:hAnsiTheme="minorBidi"/>
+        </w:rPr>
+        <w:t xml:space="preserve"> of course</w:t>
+      </w:r>
+      <w:r>
+        <w:rPr>
+          <w:rFonts w:asciiTheme="minorBidi" w:hAnsiTheme="minorBidi"/>
+        </w:rPr>
+        <w:t>,</w:t>
+      </w:r>
+      <w:r>
+        <w:rPr>
+          <w:rFonts w:asciiTheme="minorBidi" w:hAnsiTheme="minorBidi"/>
+        </w:rPr>
+        <w:t xml:space="preserve"> differ </w:t>
+      </w:r>
+      <w:r>
+        <w:rPr>
+          <w:rFonts w:asciiTheme="minorBidi" w:hAnsiTheme="minorBidi"/>
+        </w:rPr>
+        <w:t>in</w:t>
+      </w:r>
+      <w:r>
+        <w:rPr>
+          <w:rFonts w:asciiTheme="minorBidi" w:hAnsiTheme="minorBidi"/>
+        </w:rPr>
+        <w:t xml:space="preserve"> </w:t>
+      </w:r>
+      <w:r>
+        <w:rPr>
+          <w:rFonts w:asciiTheme="minorBidi" w:hAnsiTheme="minorBidi"/>
+        </w:rPr>
         <w:t>syntax</w:t>
       </w:r>
       <w:r>
         <w:rPr>
           <w:rFonts w:asciiTheme="minorBidi" w:hAnsiTheme="minorBidi"/>
         </w:rPr>
+        <w:t>.</w:t>
+      </w:r>
+      <w:r>
+        <w:rPr>
+          <w:rFonts w:asciiTheme="minorBidi" w:hAnsiTheme="minorBidi"/>
+        </w:rPr>
         <w:t xml:space="preserve"> Python uses ‘def’ to define the function </w:t>
       </w:r>
       <w:r>
@@ -257,14 +409,134 @@
         <w:rPr>
           <w:rFonts w:asciiTheme="minorBidi" w:hAnsiTheme="minorBidi"/>
         </w:rPr>
-        <w:t xml:space="preserve">but JS uses ‘function’ these both let the script know a function is being defined. Best practices come into play now. Naming conventions are different in each language. Python uses snake_casing naming convention which means defined </w:t>
+        <w:t>but JS uses ‘function’</w:t>
+      </w:r>
+      <w:r>
+        <w:rPr>
+          <w:rFonts w:asciiTheme="minorBidi" w:hAnsiTheme="minorBidi"/>
+        </w:rPr>
+        <w:t>;</w:t>
+      </w:r>
+      <w:r>
+        <w:rPr>
+          <w:rFonts w:asciiTheme="minorBidi" w:hAnsiTheme="minorBidi"/>
+        </w:rPr>
+        <w:t xml:space="preserve"> both let the script know a function is being defined. Best practices come into play now. Naming conventions are different in each language. Python uses snake_casing naming convention</w:t>
+      </w:r>
+      <w:r>
+        <w:rPr>
+          <w:rFonts w:asciiTheme="minorBidi" w:hAnsiTheme="minorBidi"/>
+        </w:rPr>
+        <w:t>,</w:t>
+      </w:r>
+      <w:r>
+        <w:rPr>
+          <w:rFonts w:asciiTheme="minorBidi" w:hAnsiTheme="minorBidi"/>
+        </w:rPr>
+        <w:t xml:space="preserve"> which means </w:t>
       </w:r>
       <w:r>
         <w:rPr>
           <w:rFonts w:asciiTheme="minorBidi" w:hAnsiTheme="minorBidi"/>
         </w:rPr>
         <w:lastRenderedPageBreak/>
-        <w:t>names or variable with multiple words should be separated by an underscore compared to JS which uses camelCasing where each new word should start with a capital letter (Cundiff, 2022). Both paratheses data input are the same which take in a variable to run through the function and then both opening with a ‘:’ or ‘{‘.</w:t>
+        <w:t>defined names or variable</w:t>
+      </w:r>
+      <w:r>
+        <w:rPr>
+          <w:rFonts w:asciiTheme="minorBidi" w:hAnsiTheme="minorBidi"/>
+        </w:rPr>
+        <w:t>s</w:t>
+      </w:r>
+      <w:r>
+        <w:rPr>
+          <w:rFonts w:asciiTheme="minorBidi" w:hAnsiTheme="minorBidi"/>
+        </w:rPr>
+        <w:t xml:space="preserve"> with multiple words should be separated by an underscore</w:t>
+      </w:r>
+      <w:r>
+        <w:rPr>
+          <w:rFonts w:asciiTheme="minorBidi" w:hAnsiTheme="minorBidi"/>
+        </w:rPr>
+        <w:t>,</w:t>
+      </w:r>
+      <w:r>
+        <w:rPr>
+          <w:rFonts w:asciiTheme="minorBidi" w:hAnsiTheme="minorBidi"/>
+        </w:rPr>
+        <w:t xml:space="preserve"> compared to JS</w:t>
+      </w:r>
+      <w:r>
+        <w:rPr>
+          <w:rFonts w:asciiTheme="minorBidi" w:hAnsiTheme="minorBidi"/>
+        </w:rPr>
+        <w:t>,</w:t>
+      </w:r>
+      <w:r>
+        <w:rPr>
+          <w:rFonts w:asciiTheme="minorBidi" w:hAnsiTheme="minorBidi"/>
+        </w:rPr>
+        <w:t xml:space="preserve"> which uses camelCasing</w:t>
+      </w:r>
+      <w:r>
+        <w:rPr>
+          <w:rFonts w:asciiTheme="minorBidi" w:hAnsiTheme="minorBidi"/>
+        </w:rPr>
+        <w:t>,</w:t>
+      </w:r>
+      <w:r>
+        <w:rPr>
+          <w:rFonts w:asciiTheme="minorBidi" w:hAnsiTheme="minorBidi"/>
+        </w:rPr>
+        <w:t xml:space="preserve"> where each new word should start with a capital letter (Cundiff, 2022). Both </w:t>
+      </w:r>
+      <w:r>
+        <w:rPr>
+          <w:rFonts w:asciiTheme="minorBidi" w:hAnsiTheme="minorBidi"/>
+        </w:rPr>
+        <w:t>parentheses’</w:t>
+      </w:r>
+      <w:r>
+        <w:rPr>
+          <w:rFonts w:asciiTheme="minorBidi" w:hAnsiTheme="minorBidi"/>
+        </w:rPr>
+        <w:t xml:space="preserve"> data input</w:t>
+      </w:r>
+      <w:r>
+        <w:rPr>
+          <w:rFonts w:asciiTheme="minorBidi" w:hAnsiTheme="minorBidi"/>
+        </w:rPr>
+        <w:t>s</w:t>
+      </w:r>
+      <w:r>
+        <w:rPr>
+          <w:rFonts w:asciiTheme="minorBidi" w:hAnsiTheme="minorBidi"/>
+        </w:rPr>
+        <w:t xml:space="preserve"> are the same</w:t>
+      </w:r>
+      <w:r>
+        <w:rPr>
+          <w:rFonts w:asciiTheme="minorBidi" w:hAnsiTheme="minorBidi"/>
+        </w:rPr>
+        <w:t>,</w:t>
+      </w:r>
+      <w:r>
+        <w:rPr>
+          <w:rFonts w:asciiTheme="minorBidi" w:hAnsiTheme="minorBidi"/>
+        </w:rPr>
+        <w:t xml:space="preserve"> which take in a variable to run through the function</w:t>
+      </w:r>
+      <w:r>
+        <w:rPr>
+          <w:rFonts w:asciiTheme="minorBidi" w:hAnsiTheme="minorBidi"/>
+        </w:rPr>
+        <w:t>,</w:t>
+      </w:r>
+      <w:r>
+        <w:rPr>
+          <w:rFonts w:asciiTheme="minorBidi" w:hAnsiTheme="minorBidi"/>
+        </w:rPr>
+        <w:t xml:space="preserve"> and then both open with a ‘:’ or ‘{‘.</w:t>
       </w:r>
     </w:p>
     <w:p>
@@ -279,7 +551,7 @@
           <w:rFonts w:asciiTheme="minorBidi" w:hAnsiTheme="minorBidi"/>
         </w:rPr>
         <w:tab/>
-        <w:t>Moving on into the body of the functions for each language and the modification.</w:t>
+        <w:t>Moving on to the body of the functions for each language and the modification.</w:t>
       </w:r>
     </w:p>
     <w:p>
@@ -292,6 +564,7 @@
       <w:r>
         <w:rPr>
           <w:rFonts w:asciiTheme="minorBidi" w:hAnsiTheme="minorBidi"/>
+          <w:noProof/>
         </w:rPr>
         <w:drawing>
           <wp:inline distT="0" distB="0" distL="0" distR="0" wp14:anchorId="4FF70455" wp14:editId="3149EC63">
@@ -309,7 +582,7 @@
                     <pic:cNvPicPr/>
                   </pic:nvPicPr>
                   <pic:blipFill>
-                    <a:blip r:embed="rId6"/>
+                    <a:blip r:embed="rId8"/>
                     <a:stretch>
                       <a:fillRect/>
                     </a:stretch>
@@ -356,6 +629,7 @@
       <w:r>
         <w:rPr>
           <w:rFonts w:asciiTheme="minorBidi" w:hAnsiTheme="minorBidi"/>
+          <w:noProof/>
         </w:rPr>
         <w:drawing>
           <wp:inline distT="0" distB="0" distL="0" distR="0" wp14:anchorId="6A734C66" wp14:editId="42EC7A20">
@@ -373,7 +647,7 @@
                     <pic:cNvPicPr/>
                   </pic:nvPicPr>
                   <pic:blipFill>
-                    <a:blip r:embed="rId7"/>
+                    <a:blip r:embed="rId9"/>
                     <a:stretch>
                       <a:fillRect/>
                     </a:stretch>
@@ -421,7 +695,67 @@
         <w:rPr>
           <w:rFonts w:asciiTheme="minorBidi" w:hAnsiTheme="minorBidi"/>
         </w:rPr>
-        <w:t>Now the modification I made to each script would be the use of converting ‘names’ variable passed into the function due to the function originally skipping through the same name if they had case sensitive differences in as below in figure 4.</w:t>
+        <w:t xml:space="preserve">Now the modification I made to each script would be the use of converting </w:t>
+      </w:r>
+      <w:r>
+        <w:rPr>
+          <w:rFonts w:asciiTheme="minorBidi" w:hAnsiTheme="minorBidi"/>
+        </w:rPr>
+        <w:t xml:space="preserve">the </w:t>
+      </w:r>
+      <w:r>
+        <w:rPr>
+          <w:rFonts w:asciiTheme="minorBidi" w:hAnsiTheme="minorBidi"/>
+        </w:rPr>
+        <w:t>‘names’ variable passed into the function</w:t>
+      </w:r>
+      <w:r>
+        <w:rPr>
+          <w:rFonts w:asciiTheme="minorBidi" w:hAnsiTheme="minorBidi"/>
+        </w:rPr>
+        <w:t>,</w:t>
+      </w:r>
+      <w:r>
+        <w:rPr>
+          <w:rFonts w:asciiTheme="minorBidi" w:hAnsiTheme="minorBidi"/>
+        </w:rPr>
+        <w:t xml:space="preserve"> due to the function originally skipping through the same name if they had case</w:t>
+      </w:r>
+      <w:r>
+        <w:rPr>
+          <w:rFonts w:asciiTheme="minorBidi" w:hAnsiTheme="minorBidi"/>
+        </w:rPr>
+        <w:t>-</w:t>
+      </w:r>
+      <w:r>
+        <w:rPr>
+          <w:rFonts w:asciiTheme="minorBidi" w:hAnsiTheme="minorBidi"/>
+        </w:rPr>
+        <w:t>sensitive differences</w:t>
+      </w:r>
+      <w:r>
+        <w:rPr>
+          <w:rFonts w:asciiTheme="minorBidi" w:hAnsiTheme="minorBidi"/>
+        </w:rPr>
+        <w:t>,</w:t>
+      </w:r>
+      <w:r>
+        <w:rPr>
+          <w:rFonts w:asciiTheme="minorBidi" w:hAnsiTheme="minorBidi"/>
+        </w:rPr>
+        <w:t xml:space="preserve"> as below in </w:t>
+      </w:r>
+      <w:r>
+        <w:rPr>
+          <w:rFonts w:asciiTheme="minorBidi" w:hAnsiTheme="minorBidi"/>
+        </w:rPr>
+        <w:t>F</w:t>
+      </w:r>
+      <w:r>
+        <w:rPr>
+          <w:rFonts w:asciiTheme="minorBidi" w:hAnsiTheme="minorBidi"/>
+        </w:rPr>
+        <w:t>igure 4.</w:t>
       </w:r>
     </w:p>
     <w:p>
@@ -434,6 +768,7 @@
       <w:r>
         <w:rPr>
           <w:rFonts w:asciiTheme="minorBidi" w:hAnsiTheme="minorBidi"/>
+          <w:noProof/>
         </w:rPr>
         <w:drawing>
           <wp:inline distT="0" distB="0" distL="0" distR="0" wp14:anchorId="793136DF" wp14:editId="3A07B6BE">
@@ -451,7 +786,7 @@
                     <pic:cNvPicPr/>
                   </pic:nvPicPr>
                   <pic:blipFill>
-                    <a:blip r:embed="rId8"/>
+                    <a:blip r:embed="rId10"/>
                     <a:stretch>
                       <a:fillRect/>
                     </a:stretch>
@@ -498,6 +833,7 @@
       <w:r>
         <w:rPr>
           <w:rFonts w:asciiTheme="minorBidi" w:hAnsiTheme="minorBidi"/>
+          <w:noProof/>
         </w:rPr>
         <w:drawing>
           <wp:inline distT="0" distB="0" distL="0" distR="0" wp14:anchorId="7B0653FD" wp14:editId="2468175E">
@@ -515,7 +851,7 @@
                     <pic:cNvPicPr/>
                   </pic:nvPicPr>
                   <pic:blipFill>
-                    <a:blip r:embed="rId9"/>
+                    <a:blip r:embed="rId11"/>
                     <a:stretch>
                       <a:fillRect/>
                     </a:stretch>
@@ -564,7 +900,79 @@
           <w:rFonts w:asciiTheme="minorBidi" w:hAnsiTheme="minorBidi"/>
         </w:rPr>
         <w:lastRenderedPageBreak/>
-        <w:t xml:space="preserve">As opposed to figure 5 which has filtered out the same name regardless of the casing. This modification I built bring the list passed through to a uniformed standard and then compares them so there is no duplicate data passed through. How I did this in each language was redefine the names variable as itself and alters the list as the same name. In Python I used list comprehension and a for loop to iterate through the original list and the method ‘.upper()’ to convert each iteration of the list to uppercase. Same concept in </w:t>
+        <w:t xml:space="preserve">As opposed to </w:t>
+      </w:r>
+      <w:r>
+        <w:rPr>
+          <w:rFonts w:asciiTheme="minorBidi" w:hAnsiTheme="minorBidi"/>
+        </w:rPr>
+        <w:t>F</w:t>
+      </w:r>
+      <w:r>
+        <w:rPr>
+          <w:rFonts w:asciiTheme="minorBidi" w:hAnsiTheme="minorBidi"/>
+        </w:rPr>
+        <w:t>igure 5</w:t>
+      </w:r>
+      <w:r>
+        <w:rPr>
+          <w:rFonts w:asciiTheme="minorBidi" w:hAnsiTheme="minorBidi"/>
+        </w:rPr>
+        <w:t>,</w:t>
+      </w:r>
+      <w:r>
+        <w:rPr>
+          <w:rFonts w:asciiTheme="minorBidi" w:hAnsiTheme="minorBidi"/>
+        </w:rPr>
+        <w:t xml:space="preserve"> which has filtered out the same name regardless of the casing. This modification I built bring</w:t>
+      </w:r>
+      <w:r>
+        <w:rPr>
+          <w:rFonts w:asciiTheme="minorBidi" w:hAnsiTheme="minorBidi"/>
+        </w:rPr>
+        <w:t>s</w:t>
+      </w:r>
+      <w:r>
+        <w:rPr>
+          <w:rFonts w:asciiTheme="minorBidi" w:hAnsiTheme="minorBidi"/>
+        </w:rPr>
+        <w:t xml:space="preserve"> the list passed through to a uniform standard and then compares them so there is no duplicate data passed through. How I did this in each language was </w:t>
+      </w:r>
+      <w:r>
+        <w:rPr>
+          <w:rFonts w:asciiTheme="minorBidi" w:hAnsiTheme="minorBidi"/>
+        </w:rPr>
+        <w:t xml:space="preserve">to </w:t>
+      </w:r>
+      <w:r>
+        <w:rPr>
+          <w:rFonts w:asciiTheme="minorBidi" w:hAnsiTheme="minorBidi"/>
+        </w:rPr>
+        <w:t xml:space="preserve">redefine the names variable as itself and alter the list </w:t>
+      </w:r>
+      <w:r>
+        <w:rPr>
+          <w:rFonts w:asciiTheme="minorBidi" w:hAnsiTheme="minorBidi"/>
+        </w:rPr>
+        <w:t>to</w:t>
+      </w:r>
+      <w:r>
+        <w:rPr>
+          <w:rFonts w:asciiTheme="minorBidi" w:hAnsiTheme="minorBidi"/>
+        </w:rPr>
+        <w:t xml:space="preserve"> the same name. In Python</w:t>
+      </w:r>
+      <w:r>
+        <w:rPr>
+          <w:rFonts w:asciiTheme="minorBidi" w:hAnsiTheme="minorBidi"/>
+        </w:rPr>
+        <w:t>,</w:t>
+      </w:r>
+      <w:r>
+        <w:rPr>
+          <w:rFonts w:asciiTheme="minorBidi" w:hAnsiTheme="minorBidi"/>
+        </w:rPr>
+        <w:t xml:space="preserve"> I used list comprehension and a for loop to iterate through the original list and the method ‘.upper()’ to convert each iteration of the list to uppercase. Same concept in </w:t>
       </w:r>
       <w:r>
         <w:rPr>
@@ -576,13 +984,31 @@
         <w:rPr>
           <w:rFonts w:asciiTheme="minorBidi" w:hAnsiTheme="minorBidi"/>
         </w:rPr>
+        <w:t>,</w:t>
+      </w:r>
+      <w:r>
+        <w:rPr>
+          <w:rFonts w:asciiTheme="minorBidi" w:hAnsiTheme="minorBidi"/>
+        </w:rPr>
         <w:t xml:space="preserve"> but </w:t>
       </w:r>
       <w:r>
         <w:rPr>
           <w:rFonts w:asciiTheme="minorBidi" w:hAnsiTheme="minorBidi"/>
         </w:rPr>
-        <w:t xml:space="preserve">I used the map method which uses the map method and the ‘=&gt;’ and creates a new list where it adds each name converted to uppercase to the new list. Notice how each line in JS ends with; and </w:t>
+        <w:t>I used the map method</w:t>
+      </w:r>
+      <w:r>
+        <w:rPr>
+          <w:rFonts w:asciiTheme="minorBidi" w:hAnsiTheme="minorBidi"/>
+        </w:rPr>
+        <w:t>,</w:t>
+      </w:r>
+      <w:r>
+        <w:rPr>
+          <w:rFonts w:asciiTheme="minorBidi" w:hAnsiTheme="minorBidi"/>
+        </w:rPr>
+        <w:t xml:space="preserve"> which uses the map method and the ‘=&gt;’ and creates a new list where it adds each name converted to uppercase to the new list. Notice how each line in JS ends with; and </w:t>
       </w:r>
       <w:r>
         <w:rPr>
@@ -594,21 +1020,67 @@
         <w:rPr>
           <w:rFonts w:asciiTheme="minorBidi" w:hAnsiTheme="minorBidi"/>
         </w:rPr>
-        <w:t xml:space="preserve"> be closed off at the end of the function </w:t>
-      </w:r>
-      <w:proofErr w:type="gramStart"/>
-      <w:r>
-        <w:rPr>
-          <w:rFonts w:asciiTheme="minorBidi" w:hAnsiTheme="minorBidi"/>
-        </w:rPr>
-        <w:t>using }</w:t>
-      </w:r>
-      <w:proofErr w:type="gramEnd"/>
-      <w:r>
-        <w:rPr>
-          <w:rFonts w:asciiTheme="minorBidi" w:hAnsiTheme="minorBidi"/>
-        </w:rPr>
-        <w:t xml:space="preserve"> where python does not and this is just a small example of the simplicity of Python. Further into the function body we see a new defined where the duplicate name</w:t>
+        <w:t xml:space="preserve"> be closed off at the end of the function using }</w:t>
+      </w:r>
+      <w:r>
+        <w:rPr>
+          <w:rFonts w:asciiTheme="minorBidi" w:hAnsiTheme="minorBidi"/>
+        </w:rPr>
+        <w:t>,</w:t>
+      </w:r>
+      <w:r>
+        <w:rPr>
+          <w:rFonts w:asciiTheme="minorBidi" w:hAnsiTheme="minorBidi"/>
+        </w:rPr>
+        <w:t xml:space="preserve"> where </w:t>
+      </w:r>
+      <w:r>
+        <w:rPr>
+          <w:rFonts w:asciiTheme="minorBidi" w:hAnsiTheme="minorBidi"/>
+        </w:rPr>
+        <w:t>P</w:t>
+      </w:r>
+      <w:r>
+        <w:rPr>
+          <w:rFonts w:asciiTheme="minorBidi" w:hAnsiTheme="minorBidi"/>
+        </w:rPr>
+        <w:t>ython does not</w:t>
+      </w:r>
+      <w:r>
+        <w:rPr>
+          <w:rFonts w:asciiTheme="minorBidi" w:hAnsiTheme="minorBidi"/>
+        </w:rPr>
+        <w:t>,</w:t>
+      </w:r>
+      <w:r>
+        <w:rPr>
+          <w:rFonts w:asciiTheme="minorBidi" w:hAnsiTheme="minorBidi"/>
+        </w:rPr>
+        <w:t xml:space="preserve"> and this is just a small example of the simplicity of Python. Further into the function body</w:t>
+      </w:r>
+      <w:r>
+        <w:rPr>
+          <w:rFonts w:asciiTheme="minorBidi" w:hAnsiTheme="minorBidi"/>
+        </w:rPr>
+        <w:t>,</w:t>
+      </w:r>
+      <w:r>
+        <w:rPr>
+          <w:rFonts w:asciiTheme="minorBidi" w:hAnsiTheme="minorBidi"/>
+        </w:rPr>
+        <w:t xml:space="preserve"> we see a new defin</w:t>
+      </w:r>
+      <w:r>
+        <w:rPr>
+          <w:rFonts w:asciiTheme="minorBidi" w:hAnsiTheme="minorBidi"/>
+        </w:rPr>
+        <w:t>ition</w:t>
+      </w:r>
+      <w:r>
+        <w:rPr>
+          <w:rFonts w:asciiTheme="minorBidi" w:hAnsiTheme="minorBidi"/>
+        </w:rPr>
+        <w:t xml:space="preserve"> where the duplicate name</w:t>
       </w:r>
       <w:r>
         <w:rPr>
@@ -632,13 +1104,85 @@
         <w:rPr>
           <w:rFonts w:asciiTheme="minorBidi" w:hAnsiTheme="minorBidi"/>
         </w:rPr>
-        <w:t xml:space="preserve"> removed which is almost identical in both languages for the rest of the function.</w:t>
-      </w:r>
-      <w:r>
-        <w:rPr>
-          <w:rFonts w:asciiTheme="minorBidi" w:hAnsiTheme="minorBidi"/>
-        </w:rPr>
-        <w:t xml:space="preserve"> These both use either ‘list’ or ‘…new’ to create new list of the unique values passed through by the previously created all capitals list. These are both done by the method ‘set’ which essentially return unique values of each list removing the duplicates.</w:t>
+        <w:t xml:space="preserve"> removed</w:t>
+      </w:r>
+      <w:r>
+        <w:rPr>
+          <w:rFonts w:asciiTheme="minorBidi" w:hAnsiTheme="minorBidi"/>
+        </w:rPr>
+        <w:t>,</w:t>
+      </w:r>
+      <w:r>
+        <w:rPr>
+          <w:rFonts w:asciiTheme="minorBidi" w:hAnsiTheme="minorBidi"/>
+        </w:rPr>
+        <w:t xml:space="preserve"> which is almost identical in both languages for the rest of the function.</w:t>
+      </w:r>
+      <w:r>
+        <w:rPr>
+          <w:rFonts w:asciiTheme="minorBidi" w:hAnsiTheme="minorBidi"/>
+        </w:rPr>
+        <w:t xml:space="preserve"> These both use either ‘list’ or ‘…new’ to create </w:t>
+      </w:r>
+      <w:r>
+        <w:rPr>
+          <w:rFonts w:asciiTheme="minorBidi" w:hAnsiTheme="minorBidi"/>
+        </w:rPr>
+        <w:t xml:space="preserve">a </w:t>
+      </w:r>
+      <w:r>
+        <w:rPr>
+          <w:rFonts w:asciiTheme="minorBidi" w:hAnsiTheme="minorBidi"/>
+        </w:rPr>
+        <w:t>new list of the unique values passed through by the previously created all</w:t>
+      </w:r>
+      <w:r>
+        <w:rPr>
+          <w:rFonts w:asciiTheme="minorBidi" w:hAnsiTheme="minorBidi"/>
+        </w:rPr>
+        <w:t>-cap</w:t>
+      </w:r>
+      <w:r>
+        <w:rPr>
+          <w:rFonts w:asciiTheme="minorBidi" w:hAnsiTheme="minorBidi"/>
+        </w:rPr>
+        <w:t>s list. These are both done by the method ‘set’</w:t>
+      </w:r>
+      <w:r>
+        <w:rPr>
+          <w:rFonts w:asciiTheme="minorBidi" w:hAnsiTheme="minorBidi"/>
+        </w:rPr>
+        <w:t>,</w:t>
+      </w:r>
+      <w:r>
+        <w:rPr>
+          <w:rFonts w:asciiTheme="minorBidi" w:hAnsiTheme="minorBidi"/>
+        </w:rPr>
+        <w:t xml:space="preserve"> which essentially return</w:t>
+      </w:r>
+      <w:r>
+        <w:rPr>
+          <w:rFonts w:asciiTheme="minorBidi" w:hAnsiTheme="minorBidi"/>
+        </w:rPr>
+        <w:t>s</w:t>
+      </w:r>
+      <w:r>
+        <w:rPr>
+          <w:rFonts w:asciiTheme="minorBidi" w:hAnsiTheme="minorBidi"/>
+        </w:rPr>
+        <w:t xml:space="preserve"> unique values of each list</w:t>
+      </w:r>
+      <w:r>
+        <w:rPr>
+          <w:rFonts w:asciiTheme="minorBidi" w:hAnsiTheme="minorBidi"/>
+        </w:rPr>
+        <w:t>,</w:t>
+      </w:r>
+      <w:r>
+        <w:rPr>
+          <w:rFonts w:asciiTheme="minorBidi" w:hAnsiTheme="minorBidi"/>
+        </w:rPr>
+        <w:t xml:space="preserve"> removing the duplicates.</w:t>
       </w:r>
     </w:p>
     <w:p>
@@ -651,6 +1195,7 @@
       <w:r>
         <w:rPr>
           <w:rFonts w:asciiTheme="minorBidi" w:hAnsiTheme="minorBidi"/>
+          <w:noProof/>
         </w:rPr>
         <w:drawing>
           <wp:inline distT="0" distB="0" distL="0" distR="0" wp14:anchorId="5ABF811D" wp14:editId="533EBB92">
@@ -668,7 +1213,7 @@
                     <pic:cNvPicPr/>
                   </pic:nvPicPr>
                   <pic:blipFill>
-                    <a:blip r:embed="rId10"/>
+                    <a:blip r:embed="rId12"/>
                     <a:stretch>
                       <a:fillRect/>
                     </a:stretch>
@@ -715,6 +1260,7 @@
       <w:r>
         <w:rPr>
           <w:rFonts w:asciiTheme="minorBidi" w:hAnsiTheme="minorBidi"/>
+          <w:noProof/>
         </w:rPr>
         <w:drawing>
           <wp:inline distT="0" distB="0" distL="0" distR="0" wp14:anchorId="5CFA6677" wp14:editId="03182CF6">
@@ -732,7 +1278,7 @@
                     <pic:cNvPicPr/>
                   </pic:nvPicPr>
                   <pic:blipFill>
-                    <a:blip r:embed="rId11"/>
+                    <a:blip r:embed="rId13"/>
                     <a:stretch>
                       <a:fillRect/>
                     </a:stretch>
@@ -790,7 +1336,67 @@
           <w:rFonts w:asciiTheme="minorBidi" w:hAnsiTheme="minorBidi"/>
         </w:rPr>
         <w:tab/>
-        <w:t>The final pieces of the puzzle. This is where the data is created to test and the function are called. As seen above not syntax is needed to define a variable or list in Python its JS uses ‘</w:t>
+        <w:t>The final pieces of the puzzle. This is where the data is created to test</w:t>
+      </w:r>
+      <w:r>
+        <w:rPr>
+          <w:rFonts w:asciiTheme="minorBidi" w:hAnsiTheme="minorBidi"/>
+        </w:rPr>
+        <w:t>,</w:t>
+      </w:r>
+      <w:r>
+        <w:rPr>
+          <w:rFonts w:asciiTheme="minorBidi" w:hAnsiTheme="minorBidi"/>
+        </w:rPr>
+        <w:t xml:space="preserve"> and the function</w:t>
+      </w:r>
+      <w:r>
+        <w:rPr>
+          <w:rFonts w:asciiTheme="minorBidi" w:hAnsiTheme="minorBidi"/>
+        </w:rPr>
+        <w:t>s</w:t>
+      </w:r>
+      <w:r>
+        <w:rPr>
+          <w:rFonts w:asciiTheme="minorBidi" w:hAnsiTheme="minorBidi"/>
+        </w:rPr>
+        <w:t xml:space="preserve"> are called. As seen above</w:t>
+      </w:r>
+      <w:r>
+        <w:rPr>
+          <w:rFonts w:asciiTheme="minorBidi" w:hAnsiTheme="minorBidi"/>
+        </w:rPr>
+        <w:t>,</w:t>
+      </w:r>
+      <w:r>
+        <w:rPr>
+          <w:rFonts w:asciiTheme="minorBidi" w:hAnsiTheme="minorBidi"/>
+        </w:rPr>
+        <w:t xml:space="preserve"> no syntax is needed to define a variable or list in Python</w:t>
+      </w:r>
+      <w:r>
+        <w:rPr>
+          <w:rFonts w:asciiTheme="minorBidi" w:hAnsiTheme="minorBidi"/>
+        </w:rPr>
+        <w:t>;</w:t>
+      </w:r>
+      <w:r>
+        <w:rPr>
+          <w:rFonts w:asciiTheme="minorBidi" w:hAnsiTheme="minorBidi"/>
+        </w:rPr>
+        <w:t xml:space="preserve"> </w:t>
+      </w:r>
+      <w:r>
+        <w:rPr>
+          <w:rFonts w:asciiTheme="minorBidi" w:hAnsiTheme="minorBidi"/>
+        </w:rPr>
+        <w:t>JavaScript</w:t>
+      </w:r>
+      <w:r>
+        <w:rPr>
+          <w:rFonts w:asciiTheme="minorBidi" w:hAnsiTheme="minorBidi"/>
+        </w:rPr>
+        <w:t xml:space="preserve"> uses ‘</w:t>
       </w:r>
       <w:proofErr w:type="spellStart"/>
       <w:r>
@@ -804,7 +1410,67 @@
         <w:rPr>
           <w:rFonts w:asciiTheme="minorBidi" w:hAnsiTheme="minorBidi"/>
         </w:rPr>
-        <w:t>’ which means a static variable that cannot be changed or altered unlike the previous ‘let’ method. Again, the whole script follows the same functionality but with just different syntax console.log and print are both used to push outputs when running the code and the function is called by using the name and then the data you want to pass in the paraeneses.</w:t>
+        <w:t>’</w:t>
+      </w:r>
+      <w:r>
+        <w:rPr>
+          <w:rFonts w:asciiTheme="minorBidi" w:hAnsiTheme="minorBidi"/>
+        </w:rPr>
+        <w:t>,</w:t>
+      </w:r>
+      <w:r>
+        <w:rPr>
+          <w:rFonts w:asciiTheme="minorBidi" w:hAnsiTheme="minorBidi"/>
+        </w:rPr>
+        <w:t xml:space="preserve"> which means a static variable that cannot be changed or altered</w:t>
+      </w:r>
+      <w:r>
+        <w:rPr>
+          <w:rFonts w:asciiTheme="minorBidi" w:hAnsiTheme="minorBidi"/>
+        </w:rPr>
+        <w:t>,</w:t>
+      </w:r>
+      <w:r>
+        <w:rPr>
+          <w:rFonts w:asciiTheme="minorBidi" w:hAnsiTheme="minorBidi"/>
+        </w:rPr>
+        <w:t xml:space="preserve"> unlike the previous ‘let’ method. Again, the whole script follows the same functionality but with just different syntax</w:t>
+      </w:r>
+      <w:r>
+        <w:rPr>
+          <w:rFonts w:asciiTheme="minorBidi" w:hAnsiTheme="minorBidi"/>
+        </w:rPr>
+        <w:t>.</w:t>
+      </w:r>
+      <w:r>
+        <w:rPr>
+          <w:rFonts w:asciiTheme="minorBidi" w:hAnsiTheme="minorBidi"/>
+        </w:rPr>
+        <w:t xml:space="preserve"> console.log and print are both used to push outputs when running the code</w:t>
+      </w:r>
+      <w:r>
+        <w:rPr>
+          <w:rFonts w:asciiTheme="minorBidi" w:hAnsiTheme="minorBidi"/>
+        </w:rPr>
+        <w:t>,</w:t>
+      </w:r>
+      <w:r>
+        <w:rPr>
+          <w:rFonts w:asciiTheme="minorBidi" w:hAnsiTheme="minorBidi"/>
+        </w:rPr>
+        <w:t xml:space="preserve"> and the function is called by using the name and then the data you want to pass in the par</w:t>
+      </w:r>
+      <w:r>
+        <w:rPr>
+          <w:rFonts w:asciiTheme="minorBidi" w:hAnsiTheme="minorBidi"/>
+        </w:rPr>
+        <w:t>enth</w:t>
+      </w:r>
+      <w:r>
+        <w:rPr>
+          <w:rFonts w:asciiTheme="minorBidi" w:hAnsiTheme="minorBidi"/>
+        </w:rPr>
+        <w:t>eses.</w:t>
       </w:r>
     </w:p>
     <w:p>
@@ -819,7 +1485,75 @@
           <w:rFonts w:asciiTheme="minorBidi" w:hAnsiTheme="minorBidi"/>
         </w:rPr>
         <w:tab/>
-        <w:t>These two scripts are very similar and both changes although provide the same output used different syntaxes. Learning the concept of programming and logical computational movement allows you to understand and predict different programming layout.</w:t>
+        <w:t xml:space="preserve">These two scripts are very similar and both </w:t>
+      </w:r>
+      <w:proofErr w:type="gramStart"/>
+      <w:r>
+        <w:rPr>
+          <w:rFonts w:asciiTheme="minorBidi" w:hAnsiTheme="minorBidi"/>
+        </w:rPr>
+        <w:t>change</w:t>
+      </w:r>
+      <w:proofErr w:type="gramEnd"/>
+      <w:r>
+        <w:rPr>
+          <w:rFonts w:asciiTheme="minorBidi" w:hAnsiTheme="minorBidi"/>
+        </w:rPr>
+        <w:t>,</w:t>
+      </w:r>
+      <w:r>
+        <w:rPr>
+          <w:rFonts w:asciiTheme="minorBidi" w:hAnsiTheme="minorBidi"/>
+        </w:rPr>
+        <w:t xml:space="preserve"> although </w:t>
+      </w:r>
+      <w:r>
+        <w:rPr>
+          <w:rFonts w:asciiTheme="minorBidi" w:hAnsiTheme="minorBidi"/>
+        </w:rPr>
+        <w:t xml:space="preserve">they </w:t>
+      </w:r>
+      <w:r>
+        <w:rPr>
+          <w:rFonts w:asciiTheme="minorBidi" w:hAnsiTheme="minorBidi"/>
+        </w:rPr>
+        <w:t>provide the same output</w:t>
+      </w:r>
+      <w:r>
+        <w:rPr>
+          <w:rFonts w:asciiTheme="minorBidi" w:hAnsiTheme="minorBidi"/>
+        </w:rPr>
+        <w:t>,</w:t>
+      </w:r>
+      <w:r>
+        <w:rPr>
+          <w:rFonts w:asciiTheme="minorBidi" w:hAnsiTheme="minorBidi"/>
+        </w:rPr>
+        <w:t xml:space="preserve"> us</w:t>
+      </w:r>
+      <w:r>
+        <w:rPr>
+          <w:rFonts w:asciiTheme="minorBidi" w:hAnsiTheme="minorBidi"/>
+        </w:rPr>
+        <w:t>ing</w:t>
+      </w:r>
+      <w:r>
+        <w:rPr>
+          <w:rFonts w:asciiTheme="minorBidi" w:hAnsiTheme="minorBidi"/>
+        </w:rPr>
+        <w:t xml:space="preserve"> different syntaxes. Learning the concept of programming and logical computational movement allows you to understand and predict different programming layout</w:t>
+      </w:r>
+      <w:r>
+        <w:rPr>
+          <w:rFonts w:asciiTheme="minorBidi" w:hAnsiTheme="minorBidi"/>
+        </w:rPr>
+        <w:t>s</w:t>
+      </w:r>
+      <w:r>
+        <w:rPr>
+          <w:rFonts w:asciiTheme="minorBidi" w:hAnsiTheme="minorBidi"/>
+        </w:rPr>
+        <w:t>.</w:t>
       </w:r>
     </w:p>
     <w:p>
@@ -854,16 +1588,22 @@
       <w:r>
         <w:rPr>
           <w:rFonts w:asciiTheme="minorBidi" w:hAnsiTheme="minorBidi"/>
-          <w:lang w:val="fr-FR"/>
-        </w:rPr>
-        <w:t xml:space="preserve">Coronel, L. (2025) Python vs. JavaScript Comparaison </w:t>
-      </w:r>
-      <w:r>
-        <w:rPr>
-          <w:rFonts w:asciiTheme="minorBidi" w:hAnsiTheme="minorBidi"/>
-          <w:lang w:val="fr-FR"/>
-        </w:rPr>
-        <w:t xml:space="preserve">for 2025. </w:t>
+        </w:rPr>
+        <w:t xml:space="preserve">Coronel, L. (2025) </w:t>
+      </w:r>
+      <w:r>
+        <w:rPr>
+          <w:rFonts w:asciiTheme="minorBidi" w:hAnsiTheme="minorBidi"/>
+          <w:i/>
+          <w:iCs/>
+        </w:rPr>
+        <w:t>Python vs. JavaScript Comparaison for 2025</w:t>
+      </w:r>
+      <w:r>
+        <w:rPr>
+          <w:rFonts w:asciiTheme="minorBidi" w:hAnsiTheme="minorBidi"/>
+        </w:rPr>
+        <w:t xml:space="preserve">. </w:t>
       </w:r>
       <w:r>
         <w:rPr>
@@ -877,7 +1617,7 @@
         </w:rPr>
         <w:t xml:space="preserve"> at : </w:t>
       </w:r>
-      <w:hyperlink r:id="rId12" w:history="1">
+      <w:hyperlink r:id="rId14" w:anchor=":~:text=If%20you%20already%20know%20JavaScript,flow%20(loops%2C%20conditionals)" w:history="1">
         <w:r>
           <w:rPr>
             <w:rStyle w:val="Hyperlink"/>
@@ -916,9 +1656,23 @@
         <w:rPr>
           <w:rFonts w:asciiTheme="minorBidi" w:hAnsiTheme="minorBidi"/>
         </w:rPr>
-        <w:t xml:space="preserve">Cundiff, J. (2022) Diving into Java (with strong JavaScript and Python background) Part 1(Naming Conventions and hello World).  Available at: </w:t>
-      </w:r>
-      <w:hyperlink r:id="rId13" w:history="1">
+        <w:t xml:space="preserve">Cundiff, J. (2022) </w:t>
+      </w:r>
+      <w:r>
+        <w:rPr>
+          <w:rFonts w:asciiTheme="minorBidi" w:hAnsiTheme="minorBidi"/>
+          <w:i/>
+          <w:iCs/>
+        </w:rPr>
+        <w:t>Diving into Java (with strong JavaScript and Python background) Part 1(Naming Conventions and hello World).</w:t>
+      </w:r>
+      <w:r>
+        <w:rPr>
+          <w:rFonts w:asciiTheme="minorBidi" w:hAnsiTheme="minorBidi"/>
+        </w:rPr>
+        <w:t xml:space="preserve">  Available at: </w:t>
+      </w:r>
+      <w:hyperlink r:id="rId15" w:history="1">
         <w:r>
           <w:rPr>
             <w:rStyle w:val="Hyperlink"/>
@@ -946,23 +1700,39 @@
           <w:rFonts w:asciiTheme="minorBidi" w:hAnsiTheme="minorBidi"/>
         </w:rPr>
         <w:lastRenderedPageBreak/>
-        <w:t xml:space="preserve">Koldovskyy, V. (2025) Python vs. JavaScript: Which Programming Language </w:t>
-      </w:r>
-      <w:proofErr w:type="gramStart"/>
-      <w:r>
-        <w:rPr>
-          <w:rFonts w:asciiTheme="minorBidi" w:hAnsiTheme="minorBidi"/>
-        </w:rPr>
-        <w:t>To</w:t>
-      </w:r>
-      <w:proofErr w:type="gramEnd"/>
-      <w:r>
-        <w:rPr>
-          <w:rFonts w:asciiTheme="minorBidi" w:hAnsiTheme="minorBidi"/>
-        </w:rPr>
-        <w:t xml:space="preserve"> Choose in 2025? Available at: </w:t>
-      </w:r>
-      <w:hyperlink r:id="rId14" w:history="1">
+        <w:t xml:space="preserve">Koldovskyy, V. (2025) </w:t>
+      </w:r>
+      <w:r>
+        <w:rPr>
+          <w:rFonts w:asciiTheme="minorBidi" w:hAnsiTheme="minorBidi"/>
+          <w:i/>
+          <w:iCs/>
+        </w:rPr>
+        <w:t xml:space="preserve">Python vs. JavaScript: Which Programming Language </w:t>
+      </w:r>
+      <w:r>
+        <w:rPr>
+          <w:rFonts w:asciiTheme="minorBidi" w:hAnsiTheme="minorBidi"/>
+          <w:i/>
+          <w:iCs/>
+        </w:rPr>
+        <w:t>to</w:t>
+      </w:r>
+      <w:r>
+        <w:rPr>
+          <w:rFonts w:asciiTheme="minorBidi" w:hAnsiTheme="minorBidi"/>
+          <w:i/>
+          <w:iCs/>
+        </w:rPr>
+        <w:t xml:space="preserve"> Choose in 2025?</w:t>
+      </w:r>
+      <w:r>
+        <w:rPr>
+          <w:rFonts w:asciiTheme="minorBidi" w:hAnsiTheme="minorBidi"/>
+        </w:rPr>
+        <w:t xml:space="preserve"> Available at: </w:t>
+      </w:r>
+      <w:hyperlink r:id="rId16" w:history="1">
         <w:r>
           <w:rPr>
             <w:rStyle w:val="Hyperlink"/>
@@ -993,6 +1763,12 @@
       </w:r>
     </w:p>
     <w:sectPr>
+      <w:headerReference w:type="even" r:id="rId17"/>
+      <w:headerReference w:type="default" r:id="rId18"/>
+      <w:footerReference w:type="even" r:id="rId19"/>
+      <w:footerReference w:type="default" r:id="rId20"/>
+      <w:headerReference w:type="first" r:id="rId21"/>
+      <w:footerReference w:type="first" r:id="rId22"/>
       <w:pgSz w:w="11906" w:h="16838"/>
       <w:pgMar w:top="1440" w:right="1440" w:bottom="1440" w:left="1440" w:header="708" w:footer="708" w:gutter="0"/>
       <w:cols w:space="708"/>
@@ -1000,6 +1776,199 @@
     </w:sectPr>
   </w:body>
 </w:document>
+</file>
+
+<file path=word/endnotes.xml><?xml version="1.0" encoding="utf-8"?>
+<w:endnotes xmlns:wpc="http://schemas.microsoft.com/office/word/2010/wordprocessingCanvas" xmlns:cx="http://schemas.microsoft.com/office/drawing/2014/chartex" xmlns:cx1="http://schemas.microsoft.com/office/drawing/2015/9/8/chartex" xmlns:cx2="http://schemas.microsoft.com/office/drawing/2015/10/21/chartex" xmlns:cx3="http://schemas.microsoft.com/office/drawing/2016/5/9/chartex" xmlns:cx4="http://schemas.microsoft.com/office/drawing/2016/5/10/chartex" xmlns:cx5="http://schemas.microsoft.com/office/drawing/2016/5/11/chartex" xmlns:cx6="http://schemas.microsoft.com/office/drawing/2016/5/12/chartex" xmlns:cx7="http://schemas.microsoft.com/office/drawing/2016/5/13/chartex" xmlns:cx8="http://schemas.microsoft.com/office/drawing/2016/5/14/chartex" xmlns:mc="http://schemas.openxmlformats.org/markup-compatibility/2006" xmlns:aink="http://schemas.microsoft.com/office/drawing/2016/ink" xmlns:am3d="http://schemas.microsoft.com/office/drawing/2017/model3d" xmlns:o="urn:schemas-microsoft-com:office:office" xmlns:oel="http://schemas.microsoft.com/office/2019/extlst" xmlns:r="http://schemas.openxmlformats.org/officeDocument/2006/relationships" xmlns:m="http://schemas.openxmlformats.org/officeDocument/2006/math" xmlns:v="urn:schemas-microsoft-com:vml" xmlns:wp14="http://schemas.microsoft.com/office/word/2010/wordprocessingDrawing" xmlns:wp="http://schemas.openxmlformats.org/drawingml/2006/wordprocessingDrawing" xmlns:w10="urn:schemas-microsoft-com:office:word" xmlns:w="http://schemas.openxmlformats.org/wordprocessingml/2006/main" xmlns:w14="http://schemas.microsoft.com/office/word/2010/wordml" xmlns:w15="http://schemas.microsoft.com/office/word/2012/wordml" xmlns:w16cex="http://schemas.microsoft.com/office/word/2018/wordml/cex" xmlns:w16cid="http://schemas.microsoft.com/office/word/2016/wordml/cid" xmlns:w16="http://schemas.microsoft.com/office/word/2018/wordml" xmlns:w16du="http://schemas.microsoft.com/office/word/2023/wordml/word16du" xmlns:w16sdtdh="http://schemas.microsoft.com/office/word/2020/wordml/sdtdatahash" xmlns:w16sdtfl="http://schemas.microsoft.com/office/word/2024/wordml/sdtformatlock" xmlns:w16se="http://schemas.microsoft.com/office/word/2015/wordml/symex" xmlns:wpg="http://schemas.microsoft.com/office/word/2010/wordprocessingGroup" xmlns:wpi="http://schemas.microsoft.com/office/word/2010/wordprocessingInk" xmlns:wne="http://schemas.microsoft.com/office/word/2006/wordml" xmlns:wps="http://schemas.microsoft.com/office/word/2010/wordprocessingShape" mc:Ignorable="w14 w15 w16se w16cid w16 w16cex w16sdtdh w16sdtfl w16du wp14">
+  <w:endnote w:type="separator" w:id="-1">
+    <w:p>
+      <w:pPr>
+        <w:spacing w:after="0" w:line="240" w:lineRule="auto"/>
+      </w:pPr>
+      <w:r>
+        <w:separator/>
+      </w:r>
+    </w:p>
+  </w:endnote>
+  <w:endnote w:type="continuationSeparator" w:id="0">
+    <w:p>
+      <w:pPr>
+        <w:spacing w:after="0" w:line="240" w:lineRule="auto"/>
+      </w:pPr>
+      <w:r>
+        <w:continuationSeparator/>
+      </w:r>
+    </w:p>
+  </w:endnote>
+</w:endnotes>
+</file>
+
+<file path=word/footer1.xml><?xml version="1.0" encoding="utf-8"?>
+<w:ftr xmlns:wpc="http://schemas.microsoft.com/office/word/2010/wordprocessingCanvas" xmlns:cx="http://schemas.microsoft.com/office/drawing/2014/chartex" xmlns:cx1="http://schemas.microsoft.com/office/drawing/2015/9/8/chartex" xmlns:cx2="http://schemas.microsoft.com/office/drawing/2015/10/21/chartex" xmlns:cx3="http://schemas.microsoft.com/office/drawing/2016/5/9/chartex" xmlns:cx4="http://schemas.microsoft.com/office/drawing/2016/5/10/chartex" xmlns:cx5="http://schemas.microsoft.com/office/drawing/2016/5/11/chartex" xmlns:cx6="http://schemas.microsoft.com/office/drawing/2016/5/12/chartex" xmlns:cx7="http://schemas.microsoft.com/office/drawing/2016/5/13/chartex" xmlns:cx8="http://schemas.microsoft.com/office/drawing/2016/5/14/chartex" xmlns:mc="http://schemas.openxmlformats.org/markup-compatibility/2006" xmlns:aink="http://schemas.microsoft.com/office/drawing/2016/ink" xmlns:am3d="http://schemas.microsoft.com/office/drawing/2017/model3d" xmlns:o="urn:schemas-microsoft-com:office:office" xmlns:oel="http://schemas.microsoft.com/office/2019/extlst" xmlns:r="http://schemas.openxmlformats.org/officeDocument/2006/relationships" xmlns:m="http://schemas.openxmlformats.org/officeDocument/2006/math" xmlns:v="urn:schemas-microsoft-com:vml" xmlns:wp14="http://schemas.microsoft.com/office/word/2010/wordprocessingDrawing" xmlns:wp="http://schemas.openxmlformats.org/drawingml/2006/wordprocessingDrawing" xmlns:w10="urn:schemas-microsoft-com:office:word" xmlns:w="http://schemas.openxmlformats.org/wordprocessingml/2006/main" xmlns:w14="http://schemas.microsoft.com/office/word/2010/wordml" xmlns:w15="http://schemas.microsoft.com/office/word/2012/wordml" xmlns:w16cex="http://schemas.microsoft.com/office/word/2018/wordml/cex" xmlns:w16cid="http://schemas.microsoft.com/office/word/2016/wordml/cid" xmlns:w16="http://schemas.microsoft.com/office/word/2018/wordml" xmlns:w16du="http://schemas.microsoft.com/office/word/2023/wordml/word16du" xmlns:w16sdtdh="http://schemas.microsoft.com/office/word/2020/wordml/sdtdatahash" xmlns:w16sdtfl="http://schemas.microsoft.com/office/word/2024/wordml/sdtformatlock" xmlns:w16se="http://schemas.microsoft.com/office/word/2015/wordml/symex" xmlns:wpg="http://schemas.microsoft.com/office/word/2010/wordprocessingGroup" xmlns:wpi="http://schemas.microsoft.com/office/word/2010/wordprocessingInk" xmlns:wne="http://schemas.microsoft.com/office/word/2006/wordml" xmlns:wps="http://schemas.microsoft.com/office/word/2010/wordprocessingShape" mc:Ignorable="w14 w15 w16se w16cid w16 w16cex w16sdtdh w16sdtfl w16du wp14">
+  <w:p>
+    <w:pPr>
+      <w:pStyle w:val="Footer"/>
+    </w:pPr>
+  </w:p>
+</w:ftr>
+</file>
+
+<file path=word/footer2.xml><?xml version="1.0" encoding="utf-8"?>
+<w:ftr xmlns:wpc="http://schemas.microsoft.com/office/word/2010/wordprocessingCanvas" xmlns:cx="http://schemas.microsoft.com/office/drawing/2014/chartex" xmlns:cx1="http://schemas.microsoft.com/office/drawing/2015/9/8/chartex" xmlns:cx2="http://schemas.microsoft.com/office/drawing/2015/10/21/chartex" xmlns:cx3="http://schemas.microsoft.com/office/drawing/2016/5/9/chartex" xmlns:cx4="http://schemas.microsoft.com/office/drawing/2016/5/10/chartex" xmlns:cx5="http://schemas.microsoft.com/office/drawing/2016/5/11/chartex" xmlns:cx6="http://schemas.microsoft.com/office/drawing/2016/5/12/chartex" xmlns:cx7="http://schemas.microsoft.com/office/drawing/2016/5/13/chartex" xmlns:cx8="http://schemas.microsoft.com/office/drawing/2016/5/14/chartex" xmlns:mc="http://schemas.openxmlformats.org/markup-compatibility/2006" xmlns:aink="http://schemas.microsoft.com/office/drawing/2016/ink" xmlns:am3d="http://schemas.microsoft.com/office/drawing/2017/model3d" xmlns:o="urn:schemas-microsoft-com:office:office" xmlns:oel="http://schemas.microsoft.com/office/2019/extlst" xmlns:r="http://schemas.openxmlformats.org/officeDocument/2006/relationships" xmlns:m="http://schemas.openxmlformats.org/officeDocument/2006/math" xmlns:v="urn:schemas-microsoft-com:vml" xmlns:wp14="http://schemas.microsoft.com/office/word/2010/wordprocessingDrawing" xmlns:wp="http://schemas.openxmlformats.org/drawingml/2006/wordprocessingDrawing" xmlns:w10="urn:schemas-microsoft-com:office:word" xmlns:w="http://schemas.openxmlformats.org/wordprocessingml/2006/main" xmlns:w14="http://schemas.microsoft.com/office/word/2010/wordml" xmlns:w15="http://schemas.microsoft.com/office/word/2012/wordml" xmlns:w16cex="http://schemas.microsoft.com/office/word/2018/wordml/cex" xmlns:w16cid="http://schemas.microsoft.com/office/word/2016/wordml/cid" xmlns:w16="http://schemas.microsoft.com/office/word/2018/wordml" xmlns:w16du="http://schemas.microsoft.com/office/word/2023/wordml/word16du" xmlns:w16sdtdh="http://schemas.microsoft.com/office/word/2020/wordml/sdtdatahash" xmlns:w16sdtfl="http://schemas.microsoft.com/office/word/2024/wordml/sdtformatlock" xmlns:w16se="http://schemas.microsoft.com/office/word/2015/wordml/symex" xmlns:wpg="http://schemas.microsoft.com/office/word/2010/wordprocessingGroup" xmlns:wpi="http://schemas.microsoft.com/office/word/2010/wordprocessingInk" xmlns:wne="http://schemas.microsoft.com/office/word/2006/wordml" xmlns:wps="http://schemas.microsoft.com/office/word/2010/wordprocessingShape" mc:Ignorable="w14 w15 w16se w16cid w16 w16cex w16sdtdh w16sdtfl w16du wp14">
+  <w:p>
+    <w:pPr>
+      <w:pStyle w:val="Footer"/>
+      <w:jc w:val="center"/>
+      <w:rPr>
+        <w:color w:val="156082" w:themeColor="accent1"/>
+      </w:rPr>
+    </w:pPr>
+    <w:r>
+      <w:rPr>
+        <w:color w:val="156082" w:themeColor="accent1"/>
+      </w:rPr>
+      <w:t xml:space="preserve">Page </w:t>
+    </w:r>
+    <w:r>
+      <w:rPr>
+        <w:color w:val="156082" w:themeColor="accent1"/>
+      </w:rPr>
+      <w:fldChar w:fldCharType="begin"/>
+    </w:r>
+    <w:r>
+      <w:rPr>
+        <w:color w:val="156082" w:themeColor="accent1"/>
+      </w:rPr>
+      <w:instrText xml:space="preserve"> PAGE  \* Arabic  \* MERGEFORMAT </w:instrText>
+    </w:r>
+    <w:r>
+      <w:rPr>
+        <w:color w:val="156082" w:themeColor="accent1"/>
+      </w:rPr>
+      <w:fldChar w:fldCharType="separate"/>
+    </w:r>
+    <w:r>
+      <w:rPr>
+        <w:noProof/>
+        <w:color w:val="156082" w:themeColor="accent1"/>
+      </w:rPr>
+      <w:t>2</w:t>
+    </w:r>
+    <w:r>
+      <w:rPr>
+        <w:color w:val="156082" w:themeColor="accent1"/>
+      </w:rPr>
+      <w:fldChar w:fldCharType="end"/>
+    </w:r>
+    <w:r>
+      <w:rPr>
+        <w:color w:val="156082" w:themeColor="accent1"/>
+      </w:rPr>
+      <w:t xml:space="preserve"> of </w:t>
+    </w:r>
+    <w:r>
+      <w:rPr>
+        <w:color w:val="156082" w:themeColor="accent1"/>
+      </w:rPr>
+      <w:fldChar w:fldCharType="begin"/>
+    </w:r>
+    <w:r>
+      <w:rPr>
+        <w:color w:val="156082" w:themeColor="accent1"/>
+      </w:rPr>
+      <w:instrText xml:space="preserve"> NUMPAGES  \* Arabic  \* MERGEFORMAT </w:instrText>
+    </w:r>
+    <w:r>
+      <w:rPr>
+        <w:color w:val="156082" w:themeColor="accent1"/>
+      </w:rPr>
+      <w:fldChar w:fldCharType="separate"/>
+    </w:r>
+    <w:r>
+      <w:rPr>
+        <w:noProof/>
+        <w:color w:val="156082" w:themeColor="accent1"/>
+      </w:rPr>
+      <w:t>2</w:t>
+    </w:r>
+    <w:r>
+      <w:rPr>
+        <w:color w:val="156082" w:themeColor="accent1"/>
+      </w:rPr>
+      <w:fldChar w:fldCharType="end"/>
+    </w:r>
+  </w:p>
+  <w:p>
+    <w:pPr>
+      <w:pStyle w:val="Footer"/>
+    </w:pPr>
+  </w:p>
+</w:ftr>
+</file>
+
+<file path=word/footer3.xml><?xml version="1.0" encoding="utf-8"?>
+<w:ftr xmlns:wpc="http://schemas.microsoft.com/office/word/2010/wordprocessingCanvas" xmlns:cx="http://schemas.microsoft.com/office/drawing/2014/chartex" xmlns:cx1="http://schemas.microsoft.com/office/drawing/2015/9/8/chartex" xmlns:cx2="http://schemas.microsoft.com/office/drawing/2015/10/21/chartex" xmlns:cx3="http://schemas.microsoft.com/office/drawing/2016/5/9/chartex" xmlns:cx4="http://schemas.microsoft.com/office/drawing/2016/5/10/chartex" xmlns:cx5="http://schemas.microsoft.com/office/drawing/2016/5/11/chartex" xmlns:cx6="http://schemas.microsoft.com/office/drawing/2016/5/12/chartex" xmlns:cx7="http://schemas.microsoft.com/office/drawing/2016/5/13/chartex" xmlns:cx8="http://schemas.microsoft.com/office/drawing/2016/5/14/chartex" xmlns:mc="http://schemas.openxmlformats.org/markup-compatibility/2006" xmlns:aink="http://schemas.microsoft.com/office/drawing/2016/ink" xmlns:am3d="http://schemas.microsoft.com/office/drawing/2017/model3d" xmlns:o="urn:schemas-microsoft-com:office:office" xmlns:oel="http://schemas.microsoft.com/office/2019/extlst" xmlns:r="http://schemas.openxmlformats.org/officeDocument/2006/relationships" xmlns:m="http://schemas.openxmlformats.org/officeDocument/2006/math" xmlns:v="urn:schemas-microsoft-com:vml" xmlns:wp14="http://schemas.microsoft.com/office/word/2010/wordprocessingDrawing" xmlns:wp="http://schemas.openxmlformats.org/drawingml/2006/wordprocessingDrawing" xmlns:w10="urn:schemas-microsoft-com:office:word" xmlns:w="http://schemas.openxmlformats.org/wordprocessingml/2006/main" xmlns:w14="http://schemas.microsoft.com/office/word/2010/wordml" xmlns:w15="http://schemas.microsoft.com/office/word/2012/wordml" xmlns:w16cex="http://schemas.microsoft.com/office/word/2018/wordml/cex" xmlns:w16cid="http://schemas.microsoft.com/office/word/2016/wordml/cid" xmlns:w16="http://schemas.microsoft.com/office/word/2018/wordml" xmlns:w16du="http://schemas.microsoft.com/office/word/2023/wordml/word16du" xmlns:w16sdtdh="http://schemas.microsoft.com/office/word/2020/wordml/sdtdatahash" xmlns:w16sdtfl="http://schemas.microsoft.com/office/word/2024/wordml/sdtformatlock" xmlns:w16se="http://schemas.microsoft.com/office/word/2015/wordml/symex" xmlns:wpg="http://schemas.microsoft.com/office/word/2010/wordprocessingGroup" xmlns:wpi="http://schemas.microsoft.com/office/word/2010/wordprocessingInk" xmlns:wne="http://schemas.microsoft.com/office/word/2006/wordml" xmlns:wps="http://schemas.microsoft.com/office/word/2010/wordprocessingShape" mc:Ignorable="w14 w15 w16se w16cid w16 w16cex w16sdtdh w16sdtfl w16du wp14">
+  <w:p>
+    <w:pPr>
+      <w:pStyle w:val="Footer"/>
+    </w:pPr>
+  </w:p>
+</w:ftr>
+</file>
+
+<file path=word/footnotes.xml><?xml version="1.0" encoding="utf-8"?>
+<w:footnotes xmlns:wpc="http://schemas.microsoft.com/office/word/2010/wordprocessingCanvas" xmlns:cx="http://schemas.microsoft.com/office/drawing/2014/chartex" xmlns:cx1="http://schemas.microsoft.com/office/drawing/2015/9/8/chartex" xmlns:cx2="http://schemas.microsoft.com/office/drawing/2015/10/21/chartex" xmlns:cx3="http://schemas.microsoft.com/office/drawing/2016/5/9/chartex" xmlns:cx4="http://schemas.microsoft.com/office/drawing/2016/5/10/chartex" xmlns:cx5="http://schemas.microsoft.com/office/drawing/2016/5/11/chartex" xmlns:cx6="http://schemas.microsoft.com/office/drawing/2016/5/12/chartex" xmlns:cx7="http://schemas.microsoft.com/office/drawing/2016/5/13/chartex" xmlns:cx8="http://schemas.microsoft.com/office/drawing/2016/5/14/chartex" xmlns:mc="http://schemas.openxmlformats.org/markup-compatibility/2006" xmlns:aink="http://schemas.microsoft.com/office/drawing/2016/ink" xmlns:am3d="http://schemas.microsoft.com/office/drawing/2017/model3d" xmlns:o="urn:schemas-microsoft-com:office:office" xmlns:oel="http://schemas.microsoft.com/office/2019/extlst" xmlns:r="http://schemas.openxmlformats.org/officeDocument/2006/relationships" xmlns:m="http://schemas.openxmlformats.org/officeDocument/2006/math" xmlns:v="urn:schemas-microsoft-com:vml" xmlns:wp14="http://schemas.microsoft.com/office/word/2010/wordprocessingDrawing" xmlns:wp="http://schemas.openxmlformats.org/drawingml/2006/wordprocessingDrawing" xmlns:w10="urn:schemas-microsoft-com:office:word" xmlns:w="http://schemas.openxmlformats.org/wordprocessingml/2006/main" xmlns:w14="http://schemas.microsoft.com/office/word/2010/wordml" xmlns:w15="http://schemas.microsoft.com/office/word/2012/wordml" xmlns:w16cex="http://schemas.microsoft.com/office/word/2018/wordml/cex" xmlns:w16cid="http://schemas.microsoft.com/office/word/2016/wordml/cid" xmlns:w16="http://schemas.microsoft.com/office/word/2018/wordml" xmlns:w16du="http://schemas.microsoft.com/office/word/2023/wordml/word16du" xmlns:w16sdtdh="http://schemas.microsoft.com/office/word/2020/wordml/sdtdatahash" xmlns:w16sdtfl="http://schemas.microsoft.com/office/word/2024/wordml/sdtformatlock" xmlns:w16se="http://schemas.microsoft.com/office/word/2015/wordml/symex" xmlns:wpg="http://schemas.microsoft.com/office/word/2010/wordprocessingGroup" xmlns:wpi="http://schemas.microsoft.com/office/word/2010/wordprocessingInk" xmlns:wne="http://schemas.microsoft.com/office/word/2006/wordml" xmlns:wps="http://schemas.microsoft.com/office/word/2010/wordprocessingShape" mc:Ignorable="w14 w15 w16se w16cid w16 w16cex w16sdtdh w16sdtfl w16du wp14">
+  <w:footnote w:type="separator" w:id="-1">
+    <w:p>
+      <w:pPr>
+        <w:spacing w:after="0" w:line="240" w:lineRule="auto"/>
+      </w:pPr>
+      <w:r>
+        <w:separator/>
+      </w:r>
+    </w:p>
+  </w:footnote>
+  <w:footnote w:type="continuationSeparator" w:id="0">
+    <w:p>
+      <w:pPr>
+        <w:spacing w:after="0" w:line="240" w:lineRule="auto"/>
+      </w:pPr>
+      <w:r>
+        <w:continuationSeparator/>
+      </w:r>
+    </w:p>
+  </w:footnote>
+</w:footnotes>
+</file>
+
+<file path=word/header1.xml><?xml version="1.0" encoding="utf-8"?>
+<w:hdr xmlns:wpc="http://schemas.microsoft.com/office/word/2010/wordprocessingCanvas" xmlns:cx="http://schemas.microsoft.com/office/drawing/2014/chartex" xmlns:cx1="http://schemas.microsoft.com/office/drawing/2015/9/8/chartex" xmlns:cx2="http://schemas.microsoft.com/office/drawing/2015/10/21/chartex" xmlns:cx3="http://schemas.microsoft.com/office/drawing/2016/5/9/chartex" xmlns:cx4="http://schemas.microsoft.com/office/drawing/2016/5/10/chartex" xmlns:cx5="http://schemas.microsoft.com/office/drawing/2016/5/11/chartex" xmlns:cx6="http://schemas.microsoft.com/office/drawing/2016/5/12/chartex" xmlns:cx7="http://schemas.microsoft.com/office/drawing/2016/5/13/chartex" xmlns:cx8="http://schemas.microsoft.com/office/drawing/2016/5/14/chartex" xmlns:mc="http://schemas.openxmlformats.org/markup-compatibility/2006" xmlns:aink="http://schemas.microsoft.com/office/drawing/2016/ink" xmlns:am3d="http://schemas.microsoft.com/office/drawing/2017/model3d" xmlns:o="urn:schemas-microsoft-com:office:office" xmlns:oel="http://schemas.microsoft.com/office/2019/extlst" xmlns:r="http://schemas.openxmlformats.org/officeDocument/2006/relationships" xmlns:m="http://schemas.openxmlformats.org/officeDocument/2006/math" xmlns:v="urn:schemas-microsoft-com:vml" xmlns:wp14="http://schemas.microsoft.com/office/word/2010/wordprocessingDrawing" xmlns:wp="http://schemas.openxmlformats.org/drawingml/2006/wordprocessingDrawing" xmlns:w10="urn:schemas-microsoft-com:office:word" xmlns:w="http://schemas.openxmlformats.org/wordprocessingml/2006/main" xmlns:w14="http://schemas.microsoft.com/office/word/2010/wordml" xmlns:w15="http://schemas.microsoft.com/office/word/2012/wordml" xmlns:w16cex="http://schemas.microsoft.com/office/word/2018/wordml/cex" xmlns:w16cid="http://schemas.microsoft.com/office/word/2016/wordml/cid" xmlns:w16="http://schemas.microsoft.com/office/word/2018/wordml" xmlns:w16du="http://schemas.microsoft.com/office/word/2023/wordml/word16du" xmlns:w16sdtdh="http://schemas.microsoft.com/office/word/2020/wordml/sdtdatahash" xmlns:w16sdtfl="http://schemas.microsoft.com/office/word/2024/wordml/sdtformatlock" xmlns:w16se="http://schemas.microsoft.com/office/word/2015/wordml/symex" xmlns:wpg="http://schemas.microsoft.com/office/word/2010/wordprocessingGroup" xmlns:wpi="http://schemas.microsoft.com/office/word/2010/wordprocessingInk" xmlns:wne="http://schemas.microsoft.com/office/word/2006/wordml" xmlns:wps="http://schemas.microsoft.com/office/word/2010/wordprocessingShape" mc:Ignorable="w14 w15 w16se w16cid w16 w16cex w16sdtdh w16sdtfl w16du wp14">
+  <w:p>
+    <w:pPr>
+      <w:pStyle w:val="Header"/>
+    </w:pPr>
+  </w:p>
+</w:hdr>
+</file>
+
+<file path=word/header2.xml><?xml version="1.0" encoding="utf-8"?>
+<w:hdr xmlns:wpc="http://schemas.microsoft.com/office/word/2010/wordprocessingCanvas" xmlns:cx="http://schemas.microsoft.com/office/drawing/2014/chartex" xmlns:cx1="http://schemas.microsoft.com/office/drawing/2015/9/8/chartex" xmlns:cx2="http://schemas.microsoft.com/office/drawing/2015/10/21/chartex" xmlns:cx3="http://schemas.microsoft.com/office/drawing/2016/5/9/chartex" xmlns:cx4="http://schemas.microsoft.com/office/drawing/2016/5/10/chartex" xmlns:cx5="http://schemas.microsoft.com/office/drawing/2016/5/11/chartex" xmlns:cx6="http://schemas.microsoft.com/office/drawing/2016/5/12/chartex" xmlns:cx7="http://schemas.microsoft.com/office/drawing/2016/5/13/chartex" xmlns:cx8="http://schemas.microsoft.com/office/drawing/2016/5/14/chartex" xmlns:mc="http://schemas.openxmlformats.org/markup-compatibility/2006" xmlns:aink="http://schemas.microsoft.com/office/drawing/2016/ink" xmlns:am3d="http://schemas.microsoft.com/office/drawing/2017/model3d" xmlns:o="urn:schemas-microsoft-com:office:office" xmlns:oel="http://schemas.microsoft.com/office/2019/extlst" xmlns:r="http://schemas.openxmlformats.org/officeDocument/2006/relationships" xmlns:m="http://schemas.openxmlformats.org/officeDocument/2006/math" xmlns:v="urn:schemas-microsoft-com:vml" xmlns:wp14="http://schemas.microsoft.com/office/word/2010/wordprocessingDrawing" xmlns:wp="http://schemas.openxmlformats.org/drawingml/2006/wordprocessingDrawing" xmlns:w10="urn:schemas-microsoft-com:office:word" xmlns:w="http://schemas.openxmlformats.org/wordprocessingml/2006/main" xmlns:w14="http://schemas.microsoft.com/office/word/2010/wordml" xmlns:w15="http://schemas.microsoft.com/office/word/2012/wordml" xmlns:w16cex="http://schemas.microsoft.com/office/word/2018/wordml/cex" xmlns:w16cid="http://schemas.microsoft.com/office/word/2016/wordml/cid" xmlns:w16="http://schemas.microsoft.com/office/word/2018/wordml" xmlns:w16du="http://schemas.microsoft.com/office/word/2023/wordml/word16du" xmlns:w16sdtdh="http://schemas.microsoft.com/office/word/2020/wordml/sdtdatahash" xmlns:w16sdtfl="http://schemas.microsoft.com/office/word/2024/wordml/sdtformatlock" xmlns:w16se="http://schemas.microsoft.com/office/word/2015/wordml/symex" xmlns:wpg="http://schemas.microsoft.com/office/word/2010/wordprocessingGroup" xmlns:wpi="http://schemas.microsoft.com/office/word/2010/wordprocessingInk" xmlns:wne="http://schemas.microsoft.com/office/word/2006/wordml" xmlns:wps="http://schemas.microsoft.com/office/word/2010/wordprocessingShape" mc:Ignorable="w14 w15 w16se w16cid w16 w16cex w16sdtdh w16sdtfl w16du wp14">
+  <w:p>
+    <w:pPr>
+      <w:pStyle w:val="Header"/>
+    </w:pPr>
+  </w:p>
+</w:hdr>
+</file>
+
+<file path=word/header3.xml><?xml version="1.0" encoding="utf-8"?>
+<w:hdr xmlns:wpc="http://schemas.microsoft.com/office/word/2010/wordprocessingCanvas" xmlns:cx="http://schemas.microsoft.com/office/drawing/2014/chartex" xmlns:cx1="http://schemas.microsoft.com/office/drawing/2015/9/8/chartex" xmlns:cx2="http://schemas.microsoft.com/office/drawing/2015/10/21/chartex" xmlns:cx3="http://schemas.microsoft.com/office/drawing/2016/5/9/chartex" xmlns:cx4="http://schemas.microsoft.com/office/drawing/2016/5/10/chartex" xmlns:cx5="http://schemas.microsoft.com/office/drawing/2016/5/11/chartex" xmlns:cx6="http://schemas.microsoft.com/office/drawing/2016/5/12/chartex" xmlns:cx7="http://schemas.microsoft.com/office/drawing/2016/5/13/chartex" xmlns:cx8="http://schemas.microsoft.com/office/drawing/2016/5/14/chartex" xmlns:mc="http://schemas.openxmlformats.org/markup-compatibility/2006" xmlns:aink="http://schemas.microsoft.com/office/drawing/2016/ink" xmlns:am3d="http://schemas.microsoft.com/office/drawing/2017/model3d" xmlns:o="urn:schemas-microsoft-com:office:office" xmlns:oel="http://schemas.microsoft.com/office/2019/extlst" xmlns:r="http://schemas.openxmlformats.org/officeDocument/2006/relationships" xmlns:m="http://schemas.openxmlformats.org/officeDocument/2006/math" xmlns:v="urn:schemas-microsoft-com:vml" xmlns:wp14="http://schemas.microsoft.com/office/word/2010/wordprocessingDrawing" xmlns:wp="http://schemas.openxmlformats.org/drawingml/2006/wordprocessingDrawing" xmlns:w10="urn:schemas-microsoft-com:office:word" xmlns:w="http://schemas.openxmlformats.org/wordprocessingml/2006/main" xmlns:w14="http://schemas.microsoft.com/office/word/2010/wordml" xmlns:w15="http://schemas.microsoft.com/office/word/2012/wordml" xmlns:w16cex="http://schemas.microsoft.com/office/word/2018/wordml/cex" xmlns:w16cid="http://schemas.microsoft.com/office/word/2016/wordml/cid" xmlns:w16="http://schemas.microsoft.com/office/word/2018/wordml" xmlns:w16du="http://schemas.microsoft.com/office/word/2023/wordml/word16du" xmlns:w16sdtdh="http://schemas.microsoft.com/office/word/2020/wordml/sdtdatahash" xmlns:w16sdtfl="http://schemas.microsoft.com/office/word/2024/wordml/sdtformatlock" xmlns:w16se="http://schemas.microsoft.com/office/word/2015/wordml/symex" xmlns:wpg="http://schemas.microsoft.com/office/word/2010/wordprocessingGroup" xmlns:wpi="http://schemas.microsoft.com/office/word/2010/wordprocessingInk" xmlns:wne="http://schemas.microsoft.com/office/word/2006/wordml" xmlns:wps="http://schemas.microsoft.com/office/word/2010/wordprocessingShape" mc:Ignorable="w14 w15 w16se w16cid w16 w16cex w16sdtdh w16sdtfl w16du wp14">
+  <w:p>
+    <w:pPr>
+      <w:pStyle w:val="Header"/>
+    </w:pPr>
+  </w:p>
+</w:hdr>
 </file>
 
 <file path=word/styles.xml><?xml version="1.0" encoding="utf-8"?>
@@ -1942,6 +2911,50 @@
       <w:shd w:val="clear" w:color="auto" w:fill="E1DFDD"/>
     </w:rPr>
   </w:style>
+  <w:style w:type="paragraph" w:styleId="Header">
+    <w:name w:val="header"/>
+    <w:basedOn w:val="Normal"/>
+    <w:link w:val="HeaderChar"/>
+    <w:uiPriority w:val="99"/>
+    <w:unhideWhenUsed/>
+    <w:rsid w:val="005073D2"/>
+    <w:pPr>
+      <w:tabs>
+        <w:tab w:val="center" w:pos="4513"/>
+        <w:tab w:val="right" w:pos="9026"/>
+      </w:tabs>
+      <w:spacing w:after="0" w:line="240" w:lineRule="auto"/>
+    </w:pPr>
+  </w:style>
+  <w:style w:type="character" w:customStyle="1" w:styleId="HeaderChar">
+    <w:name w:val="Header Char"/>
+    <w:basedOn w:val="DefaultParagraphFont"/>
+    <w:link w:val="Header"/>
+    <w:uiPriority w:val="99"/>
+    <w:rsid w:val="005073D2"/>
+  </w:style>
+  <w:style w:type="paragraph" w:styleId="Footer">
+    <w:name w:val="footer"/>
+    <w:basedOn w:val="Normal"/>
+    <w:link w:val="FooterChar"/>
+    <w:uiPriority w:val="99"/>
+    <w:unhideWhenUsed/>
+    <w:rsid w:val="005073D2"/>
+    <w:pPr>
+      <w:tabs>
+        <w:tab w:val="center" w:pos="4513"/>
+        <w:tab w:val="right" w:pos="9026"/>
+      </w:tabs>
+      <w:spacing w:after="0" w:line="240" w:lineRule="auto"/>
+    </w:pPr>
+  </w:style>
+  <w:style w:type="character" w:customStyle="1" w:styleId="FooterChar">
+    <w:name w:val="Footer Char"/>
+    <w:basedOn w:val="DefaultParagraphFont"/>
+    <w:link w:val="Footer"/>
+    <w:uiPriority w:val="99"/>
+    <w:rsid w:val="005073D2"/>
+  </w:style>
 </w:styles>
 </file>
 
